--- a/CURSOS/INNOVACION/LABORATORIOS/GTAL-S02-OMEDINA-2026-02.docx
+++ b/CURSOS/INNOVACION/LABORATORIOS/GTAL-S02-OMEDINA-2026-02.docx
@@ -265,7 +265,7 @@
                 <w:szCs w:val="24"/>
                 <w:lang w:val="es-419"/>
               </w:rPr>
-              <w:t>1.-</w:t>
+              <w:t>1.- Cary Bernal, Tomás Gabriel  (coordinador)</w:t>
             </w:r>
           </w:p>
         </w:tc>
@@ -313,7 +313,7 @@
                 <w:szCs w:val="24"/>
                 <w:lang w:val="es-419"/>
               </w:rPr>
-              <w:t>2.-</w:t>
+              <w:t>2.- Zela Contreras, Heidi Nicole</w:t>
             </w:r>
           </w:p>
         </w:tc>
@@ -361,7 +361,7 @@
                 <w:szCs w:val="24"/>
                 <w:lang w:val="es-419"/>
               </w:rPr>
-              <w:t>3.-</w:t>
+              <w:t>3.- Rosas Quispe, Pernel Sebastián</w:t>
             </w:r>
           </w:p>
         </w:tc>
@@ -409,7 +409,7 @@
                 <w:szCs w:val="24"/>
                 <w:lang w:val="es-419"/>
               </w:rPr>
-              <w:t>4.-</w:t>
+              <w:t>4.- Apaza Cano, Daniela Grecia</w:t>
             </w:r>
           </w:p>
         </w:tc>
@@ -518,6 +518,9 @@
                 <w:lang w:val="es-419"/>
               </w:rPr>
             </w:pPr>
+            <w:r>
+              <w:t>5</w:t>
+            </w:r>
           </w:p>
         </w:tc>
         <w:tc>
@@ -620,6 +623,9 @@
                 <w:lang w:val="es-419"/>
               </w:rPr>
             </w:pPr>
+            <w:r>
+              <w:t>2026-02</w:t>
+            </w:r>
           </w:p>
         </w:tc>
         <w:tc>
@@ -1511,6 +1517,33 @@
                 <w:lang w:val="es-419"/>
               </w:rPr>
             </w:pPr>
+            <w:r>
+              <w:t>ODS PRINCIPAL: ODS 8 — Trabajo decente y crecimiento económico.</w:t>
+              <w:br/>
+              <w:t>ODS SECUNDARIO: ODS 4 — Educación de calidad.</w:t>
+              <w:br/>
+              <w:br/>
+              <w:t>NUESTRO PROPÓSITO</w:t>
+              <w:br/>
+              <w:t>Que el docente de colegio público recupere las horas de trabajo no remunerado que hoy dedica, fuera de su jornada, a producir el material de sus clases; y que ese tiempo recuperado se traduzca en más atención a las estudiantes que se están quedando atrás.</w:t>
+              <w:br/>
+              <w:br/>
+              <w:t>POR QUÉ ESTE ODS Y NO OTRO</w:t>
+              <w:br/>
+              <w:t>No lo elegimos por afinidad sino por frecuencia en el campo. Al revisar las 26 grabaciones, el trabajo de preparación fuera de la jornada aparece en 19 de ellas: es el tema más transversal del corpus, por encima del registro en papel (16) y del apoyo de los padres (13). Ese trabajo existe, ocupa horas y no se remunera, y eso es exactamente de lo que habla el ODS 8. El ODS 4 queda como horizonte: la calidad educativa es lo que esperamos que ocurra cuando el docente tenga tiempo, no el punto de partida.</w:t>
+              <w:br/>
+              <w:br/>
+              <w:t>DÓNDE ESTÁ LA CONEXIÓN EMOCIONAL</w:t>
+              <w:br/>
+              <w:t>No nos conectamos con una cifra sino con un día completo que una docente nos narró de principio a fin: alarma a las 5:00, desayuno y almuerzo de la familia, dejar las fichas en la librería para fotocopiar, dos buses y tres cuadras corriendo, clases hasta las 12:35, media hora de trabajo colegiado, el mercado, almuerzo a las 3:00, y a las 4:30 de la tarde empezar a preparar el día siguiente hasta las 7:30 u 8:00 de la noche. Entonces dice la frase que nos ordenó el propósito: *“recién empiezo a hacer mis actividades de casa”*.</w:t>
+              <w:br/>
+              <w:t>Lo que nos movió no es que el trabajo sea mucho. Es que es invisible: no aparece en ningún horario, en ninguna planilla y en ninguna conversación sobre educación.</w:t>
+              <w:br/>
+              <w:br/>
+              <w:t>ALCANCE DECLARADO DE ESTA ETAPA</w:t>
+              <w:br/>
+              <w:t>Siguiendo la consigna de la sesión —aún no estamos identificando el problema, estamos observando para entender el comportamiento de las personas— este documento registra lo observado y no propone ninguna solución. Definir el problema corresponde a los Talleres 03 y 04.</w:t>
+            </w:r>
           </w:p>
         </w:tc>
       </w:tr>
@@ -1724,6 +1757,12 @@
                 <w:lang w:val="es-419"/>
               </w:rPr>
               <w:t>1</w:t>
+              <w:br/>
+              <w:t>Docente de aula de</w:t>
+              <w:br/>
+              <w:t>primaria</w:t>
+              <w:br/>
+              <w:t>(jornada completa)</w:t>
             </w:r>
           </w:p>
         </w:tc>
@@ -1741,6 +1780,9 @@
                 <w:lang w:val="es-419"/>
               </w:rPr>
             </w:pPr>
+            <w:r>
+              <w:t>Que su día no termina cuando sale del colegio. Siente que lo que produce de noche nadie lo ve. Le preocupa no alcanzar lo planificado cuando aparecen imprevistos, y recibir estudiantes que llegan a grados altos sin leer ni resolver operaciones básicas.</w:t>
+            </w:r>
           </w:p>
         </w:tc>
         <w:tc>
@@ -1757,6 +1799,9 @@
                 <w:lang w:val="es-419"/>
               </w:rPr>
             </w:pPr>
+            <w:r>
+              <w:t>A las 4:30 p.m. empieza a preparar el día siguiente. Vuelca la asistencia al registro auxiliar (5 min), evalúa los criterios recordando cómo participó cada estudiante (10–15 min), arma la sesión apoyándose en IA y elabora la ficha. Declara *“hora y media a dos horas”* por sesión y *“son dos sesiones, son cuatro horas”*. Termina entre 7:30 y 8:00 p.m.</w:t>
+            </w:r>
           </w:p>
         </w:tc>
         <w:tc>
@@ -1773,6 +1818,9 @@
                 <w:lang w:val="es-419"/>
               </w:rPr>
             </w:pPr>
+            <w:r>
+              <w:t>Llamadas y mensajes de apoderados hasta las 11 de la noche, incluso domingos. Que no responder *“es un punto de la calificación para el desempeño docente”*.</w:t>
+            </w:r>
           </w:p>
         </w:tc>
         <w:tc>
@@ -1789,6 +1837,9 @@
                 <w:lang w:val="es-419"/>
               </w:rPr>
             </w:pPr>
+            <w:r>
+              <w:t>Que el instrumento de evaluación *“no sale tan bien en la IA”*, así que lo elabora ella. Que las fichas disponibles son demasiado difíciles para el nivel real de su aula y hay que adaptarlas una por una.</w:t>
+            </w:r>
           </w:p>
         </w:tc>
       </w:tr>
@@ -1817,6 +1868,10 @@
                 <w:lang w:val="es-419"/>
               </w:rPr>
               <w:t>2</w:t>
+              <w:br/>
+              <w:t>Docente que prepara</w:t>
+              <w:br/>
+              <w:t>fichas diferenciadas</w:t>
             </w:r>
           </w:p>
         </w:tc>
@@ -1834,6 +1889,9 @@
                 <w:lang w:val="es-419"/>
               </w:rPr>
             </w:pPr>
+            <w:r>
+              <w:t>Que diferenciar es lo correcto y a la vez lo que más la agota. Dice que le toma dos horas diarias y que es *“demasiado”*.</w:t>
+            </w:r>
           </w:p>
         </w:tc>
         <w:tc>
@@ -1850,6 +1908,9 @@
                 <w:lang w:val="es-419"/>
               </w:rPr>
             </w:pPr>
+            <w:r>
+              <w:t>Rebaja el material del Ministerio al nivel de cada estudiante y arma versiones distintas por grupo. Al pedir la sesión a la IA incluye en el pedido *“una acción o dos acciones del DUA”* para los estudiantes que lo requieren.</w:t>
+            </w:r>
           </w:p>
         </w:tc>
         <w:tc>
@@ -1866,6 +1927,9 @@
                 <w:lang w:val="es-419"/>
               </w:rPr>
             </w:pPr>
+            <w:r>
+              <w:t>Que el Diseño Universal de Aprendizaje exige que la sesión responda a cada estudiante, y que la unidad se entrega en la fecha que fija la dirección.</w:t>
+            </w:r>
           </w:p>
         </w:tc>
         <w:tc>
@@ -1882,6 +1946,9 @@
                 <w:lang w:val="es-419"/>
               </w:rPr>
             </w:pPr>
+            <w:r>
+              <w:t>Un aula sin grupos homogéneos: estudiantes que trabajan solas junto a otras que necesitan acompañamiento continuo, y algunas con condiciones sin diagnóstico oficial.</w:t>
+            </w:r>
           </w:p>
         </w:tc>
       </w:tr>
@@ -1909,8 +1976,13 @@
                 <w:bCs/>
                 <w:lang w:val="es-419"/>
               </w:rPr>
-              <w:lastRenderedPageBreak/>
               <w:t>3</w:t>
+              <w:br/>
+              <w:t>Docente que trabaja</w:t>
+              <w:br/>
+              <w:t>en papel</w:t>
+              <w:br/>
+              <w:t>(caso contrario)</w:t>
             </w:r>
           </w:p>
         </w:tc>
@@ -1928,6 +2000,9 @@
                 <w:lang w:val="es-419"/>
               </w:rPr>
             </w:pPr>
+            <w:r>
+              <w:t>Que el papel le da seguridad y que la tecnología le exige un aprendizaje para el que no ha tenido tiempo. Lo dice sin rodeos: *“no es que tenga miedo al cambio, sino que es el uso, no estoy muy acostumbrada al manejo”*.</w:t>
+            </w:r>
           </w:p>
         </w:tc>
         <w:tc>
@@ -1944,6 +2019,9 @@
                 <w:lang w:val="es-419"/>
               </w:rPr>
             </w:pPr>
+            <w:r>
+              <w:t>Presenta programaciones, informes, fichas de entrevista a padres y registros en físico. Decidió dejar de usar los equipos del colegio porque le hacían perder tiempo de clase.</w:t>
+            </w:r>
           </w:p>
         </w:tc>
         <w:tc>
@@ -1960,6 +2038,9 @@
                 <w:lang w:val="es-419"/>
               </w:rPr>
             </w:pPr>
+            <w:r>
+              <w:t>Que la institución pide los documentos en papel *“porque eso tiene un camino, sello”*, y que lo entregado debe estar acorde a lo que exige el Ministerio.</w:t>
+            </w:r>
           </w:p>
         </w:tc>
         <w:tc>
@@ -1976,6 +2057,9 @@
                 <w:lang w:val="es-419"/>
               </w:rPr>
             </w:pPr>
+            <w:r>
+              <w:t>Equipos desconectados o malogrados que consumen hasta una hora, pantallas rotas por el uso de dos turnos e internet que no llega a su aula.</w:t>
+            </w:r>
           </w:p>
         </w:tc>
       </w:tr>
@@ -2004,6 +2088,14 @@
                 <w:lang w:val="es-419"/>
               </w:rPr>
               <w:t>4</w:t>
+              <w:br/>
+              <w:t>Docente de área</w:t>
+              <w:br/>
+              <w:t>específica</w:t>
+              <w:br/>
+              <w:t>(educación física,</w:t>
+              <w:br/>
+              <w:t>1.º a 6.º)</w:t>
             </w:r>
           </w:p>
         </w:tc>
@@ -2021,6 +2113,9 @@
                 <w:lang w:val="es-419"/>
               </w:rPr>
             </w:pPr>
+            <w:r>
+              <w:t>Frustración porque las actividades externas llegan sin aviso suficiente y descolocan lo que ya había programado para el año.</w:t>
+            </w:r>
           </w:p>
         </w:tc>
         <w:tc>
@@ -2037,6 +2132,9 @@
                 <w:lang w:val="es-419"/>
               </w:rPr>
             </w:pPr>
+            <w:r>
+              <w:t>Planifica el año completo, prioriza y fusiona una exigencia de la UGEL con una unidad ya programada para cumplir ambas con una sola actividad. Lleva registro de todos los grados.</w:t>
+            </w:r>
           </w:p>
         </w:tc>
         <w:tc>
@@ -2053,6 +2151,9 @@
                 <w:lang w:val="es-419"/>
               </w:rPr>
             </w:pPr>
+            <w:r>
+              <w:t>Oficios de la UGEL y del municipio avisados una semana o días antes, alrededor de dos veces al mes.</w:t>
+            </w:r>
           </w:p>
         </w:tc>
         <w:tc>
@@ -2069,6 +2170,9 @@
                 <w:lang w:val="es-419"/>
               </w:rPr>
             </w:pPr>
+            <w:r>
+              <w:t>Baja asistencia de apoderados: de unos 50 esperados en la escuela de padres, a la hora acordada llegan cerca de 20.</w:t>
+            </w:r>
           </w:p>
         </w:tc>
       </w:tr>
@@ -2097,6 +2201,10 @@
                 <w:lang w:val="es-419"/>
               </w:rPr>
               <w:t>5</w:t>
+              <w:br/>
+              <w:t>Cargo directivo</w:t>
+              <w:br/>
+              <w:t>(directora encargada)</w:t>
             </w:r>
           </w:p>
         </w:tc>
@@ -2114,6 +2222,9 @@
                 <w:lang w:val="es-419"/>
               </w:rPr>
             </w:pPr>
+            <w:r>
+              <w:t>Preocupación por el nivel de las estudiantes y por la exposición de la institución ante reclamos. Reconoce con franqueza que una parte del colectivo deja de prepararse.</w:t>
+            </w:r>
           </w:p>
         </w:tc>
         <w:tc>
@@ -2130,6 +2241,9 @@
                 <w:lang w:val="es-419"/>
               </w:rPr>
             </w:pPr>
+            <w:r>
+              <w:t>Hace seguimiento de inasistencias y deriva casos. Observa al colectivo y lo describe: salen a la 1 p.m. y a las 6 p.m. se sientan a preparar tres temas más sus materiales, todos los días.</w:t>
+            </w:r>
           </w:p>
         </w:tc>
         <w:tc>
@@ -2146,6 +2260,9 @@
                 <w:lang w:val="es-419"/>
               </w:rPr>
             </w:pPr>
+            <w:r>
+              <w:t>Que el diseño curricular podría cambiar a un enfoque por contenidos el próximo año.</w:t>
+            </w:r>
           </w:p>
         </w:tc>
         <w:tc>
@@ -2162,6 +2279,9 @@
                 <w:lang w:val="es-419"/>
               </w:rPr>
             </w:pPr>
+            <w:r>
+              <w:t>Que prepararse es *“tedioso, aburrido”* y que *“no hay quien les enseñe”*; y que el reconocimiento de la institución depende de un trabajo que nadie ve.</w:t>
+            </w:r>
           </w:p>
         </w:tc>
       </w:tr>
@@ -2318,6 +2438,15 @@
                 <w:lang w:val="es-419"/>
               </w:rPr>
             </w:pPr>
+            <w:r>
+              <w:t>CAPTURA EN CAMPO: grabación de audio de entrevistas y de relatos de jornada completa. 26 grabaciones, aproximadamente 6 horas, en tres salidas (20 y 25–26 de septiembre, 16 de octubre).</w:t>
+              <w:br/>
+              <w:t>PROCESAMIENTO: NotebookLM (Google) para resumir y ordenar por temas las primeras entrevistas, y transcripción automática con marcas de tiempo [mm:ss] para poder volver al audio y verificar cada cita antes de usarla.</w:t>
+              <w:br/>
+              <w:t>CONSOLIDACIÓN DEL EQUIPO: hoja de cálculo compartida en Drive.</w:t>
+              <w:br/>
+              <w:t>Enlaces: (pegar cuadernos de NotebookLM, carpeta de grabaciones y hoja de consolidación)</w:t>
+            </w:r>
           </w:p>
         </w:tc>
       </w:tr>
@@ -2491,6 +2620,14 @@
                 <w:lang w:val="es-419"/>
               </w:rPr>
             </w:pPr>
+            <w:r>
+              <w:t>“A partir de estas transcripciones de entrevistas y relatos de jornada de docentes de colegios públicos, identifica las principales frustraciones y motivaciones de cada persona.</w:t>
+              <w:br/>
+              <w:t>Reglas: (1) cita la marca de tiempo que respalda cada punto; (2) registra solo lo que la persona declara, no lo que nosotros suponemos; (3) separa lo que es frustración del usuario de lo que es un objetivo de nuestro equipo, y descarta lo segundo; (4) si una afirmación es una creencia o conclusión de la persona y no un hecho observado, márcala como tal; (5) conserva los casos que contradicen nuestra hipótesis; (6) no propongas soluciones: en esta etapa solo observamos.”</w:t>
+              <w:br/>
+              <w:br/>
+              <w:t>Las reglas 3 y 6 se agregaron después de detectar dos errores propios, registrados en los anexos.</w:t>
+            </w:r>
           </w:p>
         </w:tc>
       </w:tr>
@@ -2580,6 +2717,11 @@
                 <w:lang w:val="es-419"/>
               </w:rPr>
             </w:pPr>
+            <w:r>
+              <w:t>TRABAJO NO REMUNERADO FUERA DE LA JORNADA — presente en 19 de 26 grabaciones.</w:t>
+              <w:br/>
+              <w:t>Producir el material del día siguiente ocupa la tarde y parte de la noche. Una docente lo desglosa: 5 minutos de asistencia, 10 a 15 de evaluación, entre 40 minutos y una hora por ficha, y “hora y media a dos horas” por sesión, con dos sesiones diarias. Termina entre las 7:30 y las 8:00 p.m.</w:t>
+            </w:r>
           </w:p>
         </w:tc>
         <w:tc>
@@ -2594,6 +2736,9 @@
                 <w:lang w:val="es-419"/>
               </w:rPr>
             </w:pPr>
+            <w:r>
+              <w:t>Llegar a clase con el material listo. Lo que describen como alivio no es trabajar menos, sino no tener que producir desde cero cada noche y poder dedicar esa energía a las estudiantes que necesitan acompañamiento.</w:t>
+            </w:r>
           </w:p>
         </w:tc>
       </w:tr>
@@ -2613,6 +2758,11 @@
                 <w:lang w:val="es-419"/>
               </w:rPr>
             </w:pPr>
+            <w:r>
+              <w:t>EL MISMO DATO, VARIAS VECES Y EN PAPEL — presente en 16 de 26 grabaciones.</w:t>
+              <w:br/>
+              <w:t>Registros, informes, programaciones y conclusiones descriptivas se presentan en físico porque la institución los pide con sello y con una ruta de entrega. La misma información se vuelve a escribir en el cuaderno, en la hoja de cálculo y en el sistema oficial.</w:t>
+            </w:r>
           </w:p>
         </w:tc>
         <w:tc>
@@ -2627,6 +2777,9 @@
                 <w:lang w:val="es-419"/>
               </w:rPr>
             </w:pPr>
+            <w:r>
+              <w:t>Que el trabajo que ya hacen quede registrado una sola vez y les sirva de constancia, sin perder la trazabilidad que hoy les da el sello.</w:t>
+            </w:r>
           </w:p>
         </w:tc>
       </w:tr>
@@ -2646,6 +2799,11 @@
                 <w:lang w:val="es-419"/>
               </w:rPr>
             </w:pPr>
+            <w:r>
+              <w:t>INTERRUPCIONES Y FALTA DE RESPUESTA DE LAS FAMILIAS — presente en 13 de 26 grabaciones.</w:t>
+              <w:br/>
+              <w:t>Apoderados que no asisten a las citaciones ni responden los comunicados, llamadas hasta las 11 de la noche con el agravante de que no responder pesa en la evaluación de desempeño, y actividades externas avisadas con pocos días que obligan a reprogramar lo ya preparado.</w:t>
+            </w:r>
           </w:p>
         </w:tc>
         <w:tc>
@@ -2660,6 +2818,9 @@
                 <w:lang w:val="es-419"/>
               </w:rPr>
             </w:pPr>
+            <w:r>
+              <w:t>Previsibilidad y respaldo: que las interrupciones no obliguen a rehacer lo preparado, y que quede constancia de que el docente sí respondió, con un horario de atención visible.</w:t>
+            </w:r>
           </w:p>
         </w:tc>
       </w:tr>
@@ -2731,7 +2892,7 @@
           <w:szCs w:val="24"/>
           <w:lang w:val="es-419"/>
         </w:rPr>
-        <w:t>1.-</w:t>
+        <w:t>1.- Sobre el objetivo de identificar un propósito con conexión emocional: el propósito se volvió concreto cuando dejamos de hablar de “carga docente” en abstracto y una docente nos narró su día entero, desde la alarma de las 5:00 hasta las 8:00 de la noche. Ahí se vio que el trabajo que nos interesa observar no ocurre en el aula sino después de ella, y que no aparece en ningún horario ni planilla. Elegimos el ODS 8 por frecuencia en el campo —19 de 26 grabaciones— y no por preferencia del equipo.</w:t>
       </w:r>
     </w:p>
     <w:p>
@@ -2752,7 +2913,7 @@
           <w:szCs w:val="24"/>
           <w:lang w:val="es-419"/>
         </w:rPr>
-        <w:t>2.-</w:t>
+        <w:t>2.- Sobre el objetivo de aplicar herramientas de empatía: la observación y la escucha sirvieron sobre todo para invalidar supuestos nuestros. Entramos creyendo que los docentes se resisten a la tecnología y encontramos dos realidades opuestas: unas ya usan asistentes de IA por iniciativa propia y nombran las herramientas que emplean, mientras otra declara que no es miedo al cambio sino falta de costumbre en el manejo. Conservar ambas sin promediarlas es lo que impide construir un usuario inventado.</w:t>
       </w:r>
     </w:p>
     <w:p>
@@ -2773,7 +2934,7 @@
           <w:szCs w:val="24"/>
           <w:lang w:val="es-419"/>
         </w:rPr>
-        <w:t>3.-</w:t>
+        <w:t>3.- Sobre el objetivo de capturar la información de las personas entrevistadas: separar lo que la persona declara de lo que el equipo desea fue el aprendizaje técnico de la sesión, y nos obligó a dos correcciones registradas en los anexos. También declaramos una ausencia: no entrevistamos apoderados ni estudiantes, así que lo que sabemos de ellos es testimonio de terceros. Respetando la consigna, no formulamos aquí el problema ni proponemos solución: lo recogido queda como material de observación para la etapa de Definir.</w:t>
       </w:r>
     </w:p>
     <w:p>
@@ -2945,6 +3106,9 @@
                 <w:lang w:val="es-419"/>
               </w:rPr>
             </w:pPr>
+            <w:r>
+              <w:t>El prompt completo está transcrito en la sección de observaciones. Herramientas: NotebookLM para resumir las entrevistas, y transcripción automática local con marcas de tiempo para poder verificar cada cita contra el audio antes de usarla.</w:t>
+            </w:r>
           </w:p>
         </w:tc>
       </w:tr>
@@ -2998,6 +3162,19 @@
                 <w:lang w:val="es-419"/>
               </w:rPr>
             </w:pPr>
+            <w:r>
+              <w:t>Consolidado de frustraciones y motivaciones por persona, con la marca de tiempo que respalda cada punto, sobre las 26 grabaciones. (pegar captura del resultado)</w:t>
+              <w:br/>
+              <w:br/>
+              <w:t>AUSENCIAS DECLARADAS: no entrevistamos apoderados ni estudiantes, de modo que no aparecen en el lienzo. Lo que sabemos de ellos es lo que los docentes reportan, y eso es testimonio de terceros, no observación directa. Completarlo es una tarea pendiente de esta etapa.</w:t>
+              <w:br/>
+              <w:br/>
+              <w:t>DOS CORRECCIONES DE MÉTODO APLICADAS AL CONSOLIDADO:</w:t>
+              <w:br/>
+              <w:t>1) En una versión anterior figuraba como motivación “crear y monetizar una solución tecnológica”. Fue retirada: es una motivación de nuestro equipo, no de las personas entrevistadas. Un mapa de empatía contaminado con los objetivos del diseñador deja de ser escucha y se convierte en justificación.</w:t>
+              <w:br/>
+              <w:t>2) Durante una de las entrevistas el equipo mencionó la posibilidad de monetizar la aplicación y propuso a la docente colaborar como socios. Queda registrado porque pudo sesgar sus respuestas desde ese punto, y porque la regla de esta etapa es observar sin inducir.</w:t>
+            </w:r>
           </w:p>
         </w:tc>
       </w:tr>
@@ -3093,6 +3270,9 @@
                 <w:lang w:val="es-419"/>
               </w:rPr>
             </w:pPr>
+            <w:r>
+              <w:t>(pegar enlaces: cuadernos de NotebookLM, carpeta de grabaciones en Drive y hoja de consolidación)</w:t>
+            </w:r>
           </w:p>
         </w:tc>
       </w:tr>
@@ -3146,6 +3326,9 @@
                 <w:lang w:val="es-419"/>
               </w:rPr>
             </w:pPr>
+            <w:r>
+              <w:t>(pegar captura de evidencia del procesamiento y de la consolidación)</w:t>
+            </w:r>
           </w:p>
         </w:tc>
       </w:tr>
